--- a/schools-presentations/A Gymnasiou/A5.2 Μ1 - Proton mail - Νοήτικό στήριγμα.docx
+++ b/schools-presentations/A Gymnasiou/A5.2 Μ1 - Proton mail - Νοήτικό στήριγμα.docx
@@ -6,6 +6,9 @@
       <w:pPr>
         <w:spacing w:after="40"/>
         <w:jc w:val="center"/>
+        <w:rPr>
+          <w:lang w:val="el-GR"/>
+        </w:rPr>
       </w:pPr>
       <w:r>
         <w:rPr>
@@ -13,6 +16,7 @@
           <w:b/>
           <w:color w:val="6F42C1"/>
           <w:sz w:val="40"/>
+          <w:lang w:val="el-GR"/>
         </w:rPr>
         <w:t>ΝΟΗΤΙΚΟ ΜΟΝΤΕΛΟ / ΟΔΗΓΟΣ ΜΑΘΗΤΗ</w:t>
       </w:r>
@@ -21,6 +25,9 @@
       <w:pPr>
         <w:spacing w:after="360"/>
         <w:jc w:val="center"/>
+        <w:rPr>
+          <w:lang w:val="el-GR"/>
+        </w:rPr>
       </w:pPr>
       <w:r>
         <w:rPr>
@@ -28,8 +35,47 @@
           <w:b/>
           <w:color w:val="505050"/>
           <w:sz w:val="26"/>
+          <w:lang w:val="el-GR"/>
         </w:rPr>
-        <w:t>Δημιουργία &amp; Χρήση Ηλεκτρονικού Ταχυδρομείου (Proton Mail)</w:t>
+        <w:t>Δημιουργία &amp; Χρήση Ηλεκτρονικού Ταχυδρομείου (</w:t>
+      </w:r>
+      <w:r>
+        <w:rPr>
+          <w:rFonts w:ascii="Arial" w:hAnsi="Arial"/>
+          <w:b/>
+          <w:color w:val="505050"/>
+          <w:sz w:val="26"/>
+        </w:rPr>
+        <w:t>Proton</w:t>
+      </w:r>
+      <w:r>
+        <w:rPr>
+          <w:rFonts w:ascii="Arial" w:hAnsi="Arial"/>
+          <w:b/>
+          <w:color w:val="505050"/>
+          <w:sz w:val="26"/>
+          <w:lang w:val="el-GR"/>
+        </w:rPr>
+        <w:t xml:space="preserve"> </w:t>
+      </w:r>
+      <w:r>
+        <w:rPr>
+          <w:rFonts w:ascii="Arial" w:hAnsi="Arial"/>
+          <w:b/>
+          <w:color w:val="505050"/>
+          <w:sz w:val="26"/>
+        </w:rPr>
+        <w:t>Mail</w:t>
+      </w:r>
+      <w:r>
+        <w:rPr>
+          <w:rFonts w:ascii="Arial" w:hAnsi="Arial"/>
+          <w:b/>
+          <w:color w:val="505050"/>
+          <w:sz w:val="26"/>
+          <w:lang w:val="el-GR"/>
+        </w:rPr>
+        <w:t>)</w:t>
       </w:r>
     </w:p>
     <w:p>
@@ -37,6 +83,7 @@
         <w:keepNext/>
         <w:spacing w:before="280" w:after="80"/>
       </w:pPr>
+      <w:proofErr w:type="spellStart"/>
       <w:r>
         <w:rPr>
           <w:rFonts w:ascii="Arial" w:hAnsi="Arial"/>
@@ -44,8 +91,19 @@
           <w:color w:val="6F42C1"/>
           <w:sz w:val="26"/>
         </w:rPr>
-        <w:t xml:space="preserve">Βήμα 1: </w:t>
+        <w:t>Βήμ</w:t>
       </w:r>
+      <w:proofErr w:type="spellEnd"/>
+      <w:r>
+        <w:rPr>
+          <w:rFonts w:ascii="Arial" w:hAnsi="Arial"/>
+          <w:b/>
+          <w:color w:val="6F42C1"/>
+          <w:sz w:val="26"/>
+        </w:rPr>
+        <w:t xml:space="preserve">α 1: </w:t>
+      </w:r>
+      <w:proofErr w:type="spellStart"/>
       <w:r>
         <w:rPr>
           <w:rFonts w:ascii="Arial" w:hAnsi="Arial"/>
@@ -53,49 +111,184 @@
           <w:color w:val="212529"/>
           <w:sz w:val="26"/>
         </w:rPr>
-        <w:t>Αναζήτηση &amp; Πρόσβαση</w:t>
+        <w:t>Αν</w:t>
+      </w:r>
+      <w:proofErr w:type="spellEnd"/>
+      <w:r>
+        <w:rPr>
+          <w:rFonts w:ascii="Arial" w:hAnsi="Arial"/>
+          <w:b/>
+          <w:color w:val="212529"/>
+          <w:sz w:val="26"/>
+        </w:rPr>
+        <w:t xml:space="preserve">αζήτηση &amp; </w:t>
+      </w:r>
+      <w:proofErr w:type="spellStart"/>
+      <w:r>
+        <w:rPr>
+          <w:rFonts w:ascii="Arial" w:hAnsi="Arial"/>
+          <w:b/>
+          <w:color w:val="212529"/>
+          <w:sz w:val="26"/>
+        </w:rPr>
+        <w:t>Πρόσ</w:t>
+      </w:r>
+      <w:proofErr w:type="spellEnd"/>
+      <w:r>
+        <w:rPr>
+          <w:rFonts w:ascii="Arial" w:hAnsi="Arial"/>
+          <w:b/>
+          <w:color w:val="212529"/>
+          <w:sz w:val="26"/>
+        </w:rPr>
+        <w:t>βαση</w:t>
       </w:r>
     </w:p>
     <w:p>
       <w:pPr>
         <w:pStyle w:val="ListBullet"/>
         <w:spacing w:before="40" w:after="60"/>
+        <w:rPr>
+          <w:lang w:val="el-GR"/>
+        </w:rPr>
       </w:pPr>
       <w:r>
         <w:rPr>
           <w:rFonts w:ascii="Arial" w:hAnsi="Arial"/>
           <w:color w:val="282828"/>
           <w:sz w:val="21"/>
+          <w:lang w:val="el-GR"/>
         </w:rPr>
-        <w:t>Ανοίξτε τον περιηγητή διαδικτύου (π.χ. Brave, Chrome).</w:t>
+        <w:t xml:space="preserve">Ανοίξτε τον περιηγητή διαδικτύου (π.χ. </w:t>
+      </w:r>
+      <w:r>
+        <w:rPr>
+          <w:rFonts w:ascii="Arial" w:hAnsi="Arial"/>
+          <w:color w:val="282828"/>
+          <w:sz w:val="21"/>
+        </w:rPr>
+        <w:t>Brave</w:t>
+      </w:r>
+      <w:r>
+        <w:rPr>
+          <w:rFonts w:ascii="Arial" w:hAnsi="Arial"/>
+          <w:color w:val="282828"/>
+          <w:sz w:val="21"/>
+          <w:lang w:val="el-GR"/>
+        </w:rPr>
+        <w:t xml:space="preserve">, </w:t>
+      </w:r>
+      <w:r>
+        <w:rPr>
+          <w:rFonts w:ascii="Arial" w:hAnsi="Arial"/>
+          <w:color w:val="282828"/>
+          <w:sz w:val="21"/>
+        </w:rPr>
+        <w:t>Chrome</w:t>
+      </w:r>
+      <w:r>
+        <w:rPr>
+          <w:rFonts w:ascii="Arial" w:hAnsi="Arial"/>
+          <w:color w:val="282828"/>
+          <w:sz w:val="21"/>
+          <w:lang w:val="el-GR"/>
+        </w:rPr>
+        <w:t>).</w:t>
       </w:r>
     </w:p>
     <w:p>
       <w:pPr>
         <w:pStyle w:val="ListBullet"/>
         <w:spacing w:before="40" w:after="60"/>
+        <w:rPr>
+          <w:lang w:val="el-GR"/>
+        </w:rPr>
       </w:pPr>
       <w:r>
         <w:rPr>
           <w:rFonts w:ascii="Arial" w:hAnsi="Arial"/>
           <w:color w:val="282828"/>
           <w:sz w:val="21"/>
+          <w:lang w:val="el-GR"/>
         </w:rPr>
-        <w:t>Στη γραμμή αναζήτησης πληκτρολογήστε: proton email</w:t>
+        <w:t xml:space="preserve">Στη γραμμή αναζήτησης πληκτρολογήστε: </w:t>
+      </w:r>
+      <w:r>
+        <w:rPr>
+          <w:rFonts w:ascii="Arial" w:hAnsi="Arial"/>
+          <w:color w:val="282828"/>
+          <w:sz w:val="21"/>
+        </w:rPr>
+        <w:t>proton</w:t>
+      </w:r>
+      <w:r>
+        <w:rPr>
+          <w:rFonts w:ascii="Arial" w:hAnsi="Arial"/>
+          <w:color w:val="282828"/>
+          <w:sz w:val="21"/>
+          <w:lang w:val="el-GR"/>
+        </w:rPr>
+        <w:t xml:space="preserve"> </w:t>
+      </w:r>
+      <w:r>
+        <w:rPr>
+          <w:rFonts w:ascii="Arial" w:hAnsi="Arial"/>
+          <w:color w:val="282828"/>
+          <w:sz w:val="21"/>
+        </w:rPr>
+        <w:t>email</w:t>
       </w:r>
     </w:p>
     <w:p>
       <w:pPr>
         <w:pStyle w:val="ListBullet"/>
         <w:spacing w:before="40" w:after="60"/>
+        <w:rPr>
+          <w:lang w:val="el-GR"/>
+        </w:rPr>
       </w:pPr>
       <w:r>
         <w:rPr>
           <w:rFonts w:ascii="Arial" w:hAnsi="Arial"/>
           <w:color w:val="282828"/>
           <w:sz w:val="21"/>
+          <w:lang w:val="el-GR"/>
         </w:rPr>
-        <w:t>Επιλέξτε το αποτέλεσμα για την επίσημη ιστοσελίδα (proton.me).</w:t>
+        <w:t>Επιλέξτε το αποτέλεσμα για την επίσημη ιστοσελίδα (</w:t>
+      </w:r>
+      <w:r>
+        <w:rPr>
+          <w:rFonts w:ascii="Arial" w:hAnsi="Arial"/>
+          <w:color w:val="282828"/>
+          <w:sz w:val="21"/>
+        </w:rPr>
+        <w:t>proton</w:t>
+      </w:r>
+      <w:r>
+        <w:rPr>
+          <w:rFonts w:ascii="Arial" w:hAnsi="Arial"/>
+          <w:color w:val="282828"/>
+          <w:sz w:val="21"/>
+          <w:lang w:val="el-GR"/>
+        </w:rPr>
+        <w:t>.</w:t>
+      </w:r>
+      <w:r>
+        <w:rPr>
+          <w:rFonts w:ascii="Arial" w:hAnsi="Arial"/>
+          <w:color w:val="282828"/>
+          <w:sz w:val="21"/>
+        </w:rPr>
+        <w:t>me</w:t>
+      </w:r>
+      <w:r>
+        <w:rPr>
+          <w:rFonts w:ascii="Arial" w:hAnsi="Arial"/>
+          <w:color w:val="282828"/>
+          <w:sz w:val="21"/>
+          <w:lang w:val="el-GR"/>
+        </w:rPr>
+        <w:t>).</w:t>
       </w:r>
     </w:p>
     <w:p>
@@ -149,6 +342,9 @@
       <w:pPr>
         <w:keepNext/>
         <w:spacing w:before="280" w:after="80"/>
+        <w:rPr>
+          <w:lang w:val="el-GR"/>
+        </w:rPr>
       </w:pPr>
       <w:r>
         <w:rPr>
@@ -156,6 +352,7 @@
           <w:b/>
           <w:color w:val="6F42C1"/>
           <w:sz w:val="26"/>
+          <w:lang w:val="el-GR"/>
         </w:rPr>
         <w:t xml:space="preserve">Βήμα 2: </w:t>
       </w:r>
@@ -165,8 +362,99 @@
           <w:b/>
           <w:color w:val="212529"/>
           <w:sz w:val="26"/>
+          <w:lang w:val="el-GR"/>
         </w:rPr>
-        <w:t>Επιλογή Δωρεάν Πακέτου (Proton Free)</w:t>
+        <w:t>Επιλογή Δωρεάν Πακέτου (</w:t>
+      </w:r>
+      <w:r>
+        <w:rPr>
+          <w:rFonts w:ascii="Arial" w:hAnsi="Arial"/>
+          <w:b/>
+          <w:color w:val="212529"/>
+          <w:sz w:val="26"/>
+        </w:rPr>
+        <w:t>Proton</w:t>
+      </w:r>
+      <w:r>
+        <w:rPr>
+          <w:rFonts w:ascii="Arial" w:hAnsi="Arial"/>
+          <w:b/>
+          <w:color w:val="212529"/>
+          <w:sz w:val="26"/>
+          <w:lang w:val="el-GR"/>
+        </w:rPr>
+        <w:t xml:space="preserve"> </w:t>
+      </w:r>
+      <w:r>
+        <w:rPr>
+          <w:rFonts w:ascii="Arial" w:hAnsi="Arial"/>
+          <w:b/>
+          <w:color w:val="212529"/>
+          <w:sz w:val="26"/>
+        </w:rPr>
+        <w:t>Free</w:t>
+      </w:r>
+      <w:r>
+        <w:rPr>
+          <w:rFonts w:ascii="Arial" w:hAnsi="Arial"/>
+          <w:b/>
+          <w:color w:val="212529"/>
+          <w:sz w:val="26"/>
+          <w:lang w:val="el-GR"/>
+        </w:rPr>
+        <w:t>)</w:t>
+      </w:r>
+    </w:p>
+    <w:p>
+      <w:pPr>
+        <w:pStyle w:val="ListBullet"/>
+        <w:spacing w:before="40" w:after="60"/>
+        <w:rPr>
+          <w:lang w:val="el-GR"/>
+        </w:rPr>
+      </w:pPr>
+      <w:r>
+        <w:rPr>
+          <w:rFonts w:ascii="Arial" w:hAnsi="Arial"/>
+          <w:color w:val="282828"/>
+          <w:sz w:val="21"/>
+          <w:lang w:val="el-GR"/>
+        </w:rPr>
+        <w:t xml:space="preserve">Στη σελίδα με τα πακέτα, εντοπίστε το δωρεάν πακέτο </w:t>
+      </w:r>
+      <w:r>
+        <w:rPr>
+          <w:rFonts w:ascii="Arial" w:hAnsi="Arial"/>
+          <w:color w:val="282828"/>
+          <w:sz w:val="21"/>
+        </w:rPr>
+        <w:t>Proton</w:t>
+      </w:r>
+      <w:r>
+        <w:rPr>
+          <w:rFonts w:ascii="Arial" w:hAnsi="Arial"/>
+          <w:color w:val="282828"/>
+          <w:sz w:val="21"/>
+          <w:lang w:val="el-GR"/>
+        </w:rPr>
+        <w:t xml:space="preserve"> </w:t>
+      </w:r>
+      <w:r>
+        <w:rPr>
+          <w:rFonts w:ascii="Arial" w:hAnsi="Arial"/>
+          <w:color w:val="282828"/>
+          <w:sz w:val="21"/>
+        </w:rPr>
+        <w:t>Free</w:t>
+      </w:r>
+      <w:r>
+        <w:rPr>
+          <w:rFonts w:ascii="Arial" w:hAnsi="Arial"/>
+          <w:color w:val="282828"/>
+          <w:sz w:val="21"/>
+          <w:lang w:val="el-GR"/>
+        </w:rPr>
+        <w:t xml:space="preserve"> (€0.00).</w:t>
       </w:r>
     </w:p>
     <w:p>
@@ -174,27 +462,77 @@
         <w:pStyle w:val="ListBullet"/>
         <w:spacing w:before="40" w:after="60"/>
       </w:pPr>
+      <w:proofErr w:type="spellStart"/>
       <w:r>
         <w:rPr>
           <w:rFonts w:ascii="Arial" w:hAnsi="Arial"/>
           <w:color w:val="282828"/>
           <w:sz w:val="21"/>
         </w:rPr>
-        <w:t>Στη σελίδα με τα πακέτα, εντοπίστε το δωρεάν πακέτο Proton Free (€0.00).</w:t>
+        <w:t>Κάντε</w:t>
       </w:r>
-    </w:p>
-    <w:p>
-      <w:pPr>
-        <w:pStyle w:val="ListBullet"/>
-        <w:spacing w:before="40" w:after="60"/>
-      </w:pPr>
+      <w:proofErr w:type="spellEnd"/>
       <w:r>
         <w:rPr>
           <w:rFonts w:ascii="Arial" w:hAnsi="Arial"/>
           <w:color w:val="282828"/>
           <w:sz w:val="21"/>
         </w:rPr>
-        <w:t>Κάντε κλικ στο κουμπί Get Proton for free.</w:t>
+        <w:t xml:space="preserve"> </w:t>
+      </w:r>
+      <w:proofErr w:type="spellStart"/>
+      <w:r>
+        <w:rPr>
+          <w:rFonts w:ascii="Arial" w:hAnsi="Arial"/>
+          <w:color w:val="282828"/>
+          <w:sz w:val="21"/>
+        </w:rPr>
+        <w:t>κλικ</w:t>
+      </w:r>
+      <w:proofErr w:type="spellEnd"/>
+      <w:r>
+        <w:rPr>
+          <w:rFonts w:ascii="Arial" w:hAnsi="Arial"/>
+          <w:color w:val="282828"/>
+          <w:sz w:val="21"/>
+        </w:rPr>
+        <w:t xml:space="preserve"> </w:t>
+      </w:r>
+      <w:proofErr w:type="spellStart"/>
+      <w:r>
+        <w:rPr>
+          <w:rFonts w:ascii="Arial" w:hAnsi="Arial"/>
+          <w:color w:val="282828"/>
+          <w:sz w:val="21"/>
+        </w:rPr>
+        <w:t>στο</w:t>
+      </w:r>
+      <w:proofErr w:type="spellEnd"/>
+      <w:r>
+        <w:rPr>
+          <w:rFonts w:ascii="Arial" w:hAnsi="Arial"/>
+          <w:color w:val="282828"/>
+          <w:sz w:val="21"/>
+        </w:rPr>
+        <w:t xml:space="preserve"> </w:t>
+      </w:r>
+      <w:proofErr w:type="spellStart"/>
+      <w:r>
+        <w:rPr>
+          <w:rFonts w:ascii="Arial" w:hAnsi="Arial"/>
+          <w:color w:val="282828"/>
+          <w:sz w:val="21"/>
+        </w:rPr>
+        <w:t>κουμ</w:t>
+      </w:r>
+      <w:proofErr w:type="spellEnd"/>
+      <w:r>
+        <w:rPr>
+          <w:rFonts w:ascii="Arial" w:hAnsi="Arial"/>
+          <w:color w:val="282828"/>
+          <w:sz w:val="21"/>
+        </w:rPr>
+        <w:t>πί Get Proton for free.</w:t>
       </w:r>
     </w:p>
     <w:p>
@@ -272,26 +610,119 @@
       <w:pPr>
         <w:pStyle w:val="ListBullet"/>
         <w:spacing w:before="40" w:after="60"/>
+        <w:rPr>
+          <w:lang w:val="el-GR"/>
+        </w:rPr>
       </w:pPr>
       <w:r>
         <w:rPr>
           <w:rFonts w:ascii="Arial" w:hAnsi="Arial"/>
           <w:color w:val="282828"/>
           <w:sz w:val="21"/>
+          <w:lang w:val="el-GR"/>
         </w:rPr>
-        <w:t>Εάν εμφανιστεί αναδυόμενο παράθυρο (popup) προσφοράς, πατήστε Continue with Proton Free.</w:t>
+        <w:t>Εάν εμφανιστεί αναδυόμενο παράθυρο (</w:t>
+      </w:r>
+      <w:r>
+        <w:rPr>
+          <w:rFonts w:ascii="Arial" w:hAnsi="Arial"/>
+          <w:color w:val="282828"/>
+          <w:sz w:val="21"/>
+        </w:rPr>
+        <w:t>popup</w:t>
+      </w:r>
+      <w:r>
+        <w:rPr>
+          <w:rFonts w:ascii="Arial" w:hAnsi="Arial"/>
+          <w:color w:val="282828"/>
+          <w:sz w:val="21"/>
+          <w:lang w:val="el-GR"/>
+        </w:rPr>
+        <w:t xml:space="preserve">) προσφοράς, πατήστε </w:t>
+      </w:r>
+      <w:r>
+        <w:rPr>
+          <w:rFonts w:ascii="Arial" w:hAnsi="Arial"/>
+          <w:color w:val="282828"/>
+          <w:sz w:val="21"/>
+        </w:rPr>
+        <w:t>Continue</w:t>
+      </w:r>
+      <w:r>
+        <w:rPr>
+          <w:rFonts w:ascii="Arial" w:hAnsi="Arial"/>
+          <w:color w:val="282828"/>
+          <w:sz w:val="21"/>
+          <w:lang w:val="el-GR"/>
+        </w:rPr>
+        <w:t xml:space="preserve"> </w:t>
+      </w:r>
+      <w:r>
+        <w:rPr>
+          <w:rFonts w:ascii="Arial" w:hAnsi="Arial"/>
+          <w:color w:val="282828"/>
+          <w:sz w:val="21"/>
+        </w:rPr>
+        <w:t>with</w:t>
+      </w:r>
+      <w:r>
+        <w:rPr>
+          <w:rFonts w:ascii="Arial" w:hAnsi="Arial"/>
+          <w:color w:val="282828"/>
+          <w:sz w:val="21"/>
+          <w:lang w:val="el-GR"/>
+        </w:rPr>
+        <w:t xml:space="preserve"> </w:t>
+      </w:r>
+      <w:r>
+        <w:rPr>
+          <w:rFonts w:ascii="Arial" w:hAnsi="Arial"/>
+          <w:color w:val="282828"/>
+          <w:sz w:val="21"/>
+        </w:rPr>
+        <w:t>Proton</w:t>
+      </w:r>
+      <w:r>
+        <w:rPr>
+          <w:rFonts w:ascii="Arial" w:hAnsi="Arial"/>
+          <w:color w:val="282828"/>
+          <w:sz w:val="21"/>
+          <w:lang w:val="el-GR"/>
+        </w:rPr>
+        <w:t xml:space="preserve"> </w:t>
+      </w:r>
+      <w:r>
+        <w:rPr>
+          <w:rFonts w:ascii="Arial" w:hAnsi="Arial"/>
+          <w:color w:val="282828"/>
+          <w:sz w:val="21"/>
+        </w:rPr>
+        <w:t>Free</w:t>
+      </w:r>
+      <w:r>
+        <w:rPr>
+          <w:rFonts w:ascii="Arial" w:hAnsi="Arial"/>
+          <w:color w:val="282828"/>
+          <w:sz w:val="21"/>
+          <w:lang w:val="el-GR"/>
+        </w:rPr>
+        <w:t>.</w:t>
       </w:r>
     </w:p>
     <w:p>
       <w:pPr>
         <w:pStyle w:val="ListBullet"/>
         <w:spacing w:before="40" w:after="60"/>
+        <w:rPr>
+          <w:lang w:val="el-GR"/>
+        </w:rPr>
       </w:pPr>
       <w:r>
         <w:rPr>
           <w:rFonts w:ascii="Arial" w:hAnsi="Arial"/>
           <w:color w:val="282828"/>
           <w:sz w:val="21"/>
+          <w:lang w:val="el-GR"/>
         </w:rPr>
         <w:lastRenderedPageBreak/>
         <w:t>Στη φόρμα εγγραφής, συμπληρώστε τα στοιχεία σας:</w:t>
@@ -301,42 +732,207 @@
       <w:pPr>
         <w:pStyle w:val="ListBullet"/>
         <w:spacing w:before="40" w:after="60"/>
+        <w:rPr>
+          <w:lang w:val="el-GR"/>
+        </w:rPr>
       </w:pPr>
       <w:r>
         <w:rPr>
           <w:rFonts w:ascii="Arial" w:hAnsi="Arial"/>
           <w:color w:val="282828"/>
           <w:sz w:val="21"/>
+          <w:lang w:val="el-GR"/>
         </w:rPr>
-        <w:t xml:space="preserve">  • Username: Το όνομα χρήστη που επιθυμείτε (κατάληξη @proton.me).</w:t>
+        <w:t xml:space="preserve">  • </w:t>
+      </w:r>
+      <w:r>
+        <w:rPr>
+          <w:rFonts w:ascii="Arial" w:hAnsi="Arial"/>
+          <w:color w:val="282828"/>
+          <w:sz w:val="21"/>
+        </w:rPr>
+        <w:t>Username</w:t>
+      </w:r>
+      <w:r>
+        <w:rPr>
+          <w:rFonts w:ascii="Arial" w:hAnsi="Arial"/>
+          <w:color w:val="282828"/>
+          <w:sz w:val="21"/>
+          <w:lang w:val="el-GR"/>
+        </w:rPr>
+        <w:t>: Το όνομα χρήστη που επιθυμείτε (κατάληξη @</w:t>
+      </w:r>
+      <w:r>
+        <w:rPr>
+          <w:rFonts w:ascii="Arial" w:hAnsi="Arial"/>
+          <w:color w:val="282828"/>
+          <w:sz w:val="21"/>
+        </w:rPr>
+        <w:t>proton</w:t>
+      </w:r>
+      <w:r>
+        <w:rPr>
+          <w:rFonts w:ascii="Arial" w:hAnsi="Arial"/>
+          <w:color w:val="282828"/>
+          <w:sz w:val="21"/>
+          <w:lang w:val="el-GR"/>
+        </w:rPr>
+        <w:t>.</w:t>
+      </w:r>
+      <w:r>
+        <w:rPr>
+          <w:rFonts w:ascii="Arial" w:hAnsi="Arial"/>
+          <w:color w:val="282828"/>
+          <w:sz w:val="21"/>
+        </w:rPr>
+        <w:t>me</w:t>
+      </w:r>
+      <w:r>
+        <w:rPr>
+          <w:rFonts w:ascii="Arial" w:hAnsi="Arial"/>
+          <w:color w:val="282828"/>
+          <w:sz w:val="21"/>
+          <w:lang w:val="el-GR"/>
+        </w:rPr>
+        <w:t>).</w:t>
       </w:r>
     </w:p>
     <w:p>
       <w:pPr>
         <w:pStyle w:val="ListBullet"/>
         <w:spacing w:before="40" w:after="60"/>
+        <w:rPr>
+          <w:lang w:val="el-GR"/>
+        </w:rPr>
       </w:pPr>
       <w:r>
         <w:rPr>
           <w:rFonts w:ascii="Arial" w:hAnsi="Arial"/>
           <w:color w:val="282828"/>
           <w:sz w:val="21"/>
+          <w:lang w:val="el-GR"/>
         </w:rPr>
-        <w:t xml:space="preserve">  • Password: Εισαγάγετε έναν ισχυρό κωδικό πρόσβασης.</w:t>
+        <w:t xml:space="preserve">  • </w:t>
+      </w:r>
+      <w:r>
+        <w:rPr>
+          <w:rFonts w:ascii="Arial" w:hAnsi="Arial"/>
+          <w:color w:val="282828"/>
+          <w:sz w:val="21"/>
+        </w:rPr>
+        <w:t>Password</w:t>
+      </w:r>
+      <w:r>
+        <w:rPr>
+          <w:rFonts w:ascii="Arial" w:hAnsi="Arial"/>
+          <w:color w:val="282828"/>
+          <w:sz w:val="21"/>
+          <w:lang w:val="el-GR"/>
+        </w:rPr>
+        <w:t>: Εισαγάγετε έναν ισχυρό κωδικό πρόσβασης.</w:t>
       </w:r>
     </w:p>
     <w:p>
       <w:pPr>
         <w:pStyle w:val="ListBullet"/>
         <w:spacing w:before="40" w:after="60"/>
+        <w:rPr>
+          <w:lang w:val="el-GR"/>
+        </w:rPr>
       </w:pPr>
       <w:r>
         <w:rPr>
           <w:rFonts w:ascii="Arial" w:hAnsi="Arial"/>
           <w:color w:val="282828"/>
           <w:sz w:val="21"/>
+          <w:lang w:val="el-GR"/>
         </w:rPr>
-        <w:t>Πατήστε το κουμπί Start using Proton Mail now για ολοκλήρωση.</w:t>
+        <w:t xml:space="preserve">Πατήστε το κουμπί </w:t>
+      </w:r>
+      <w:r>
+        <w:rPr>
+          <w:rFonts w:ascii="Arial" w:hAnsi="Arial"/>
+          <w:color w:val="282828"/>
+          <w:sz w:val="21"/>
+        </w:rPr>
+        <w:t>Start</w:t>
+      </w:r>
+      <w:r>
+        <w:rPr>
+          <w:rFonts w:ascii="Arial" w:hAnsi="Arial"/>
+          <w:color w:val="282828"/>
+          <w:sz w:val="21"/>
+          <w:lang w:val="el-GR"/>
+        </w:rPr>
+        <w:t xml:space="preserve"> </w:t>
+      </w:r>
+      <w:r>
+        <w:rPr>
+          <w:rFonts w:ascii="Arial" w:hAnsi="Arial"/>
+          <w:color w:val="282828"/>
+          <w:sz w:val="21"/>
+        </w:rPr>
+        <w:t>using</w:t>
+      </w:r>
+      <w:r>
+        <w:rPr>
+          <w:rFonts w:ascii="Arial" w:hAnsi="Arial"/>
+          <w:color w:val="282828"/>
+          <w:sz w:val="21"/>
+          <w:lang w:val="el-GR"/>
+        </w:rPr>
+        <w:t xml:space="preserve"> </w:t>
+      </w:r>
+      <w:r>
+        <w:rPr>
+          <w:rFonts w:ascii="Arial" w:hAnsi="Arial"/>
+          <w:color w:val="282828"/>
+          <w:sz w:val="21"/>
+        </w:rPr>
+        <w:t>Proton</w:t>
+      </w:r>
+      <w:r>
+        <w:rPr>
+          <w:rFonts w:ascii="Arial" w:hAnsi="Arial"/>
+          <w:color w:val="282828"/>
+          <w:sz w:val="21"/>
+          <w:lang w:val="el-GR"/>
+        </w:rPr>
+        <w:t xml:space="preserve"> </w:t>
+      </w:r>
+      <w:r>
+        <w:rPr>
+          <w:rFonts w:ascii="Arial" w:hAnsi="Arial"/>
+          <w:color w:val="282828"/>
+          <w:sz w:val="21"/>
+        </w:rPr>
+        <w:t>Mail</w:t>
+      </w:r>
+      <w:r>
+        <w:rPr>
+          <w:rFonts w:ascii="Arial" w:hAnsi="Arial"/>
+          <w:color w:val="282828"/>
+          <w:sz w:val="21"/>
+          <w:lang w:val="el-GR"/>
+        </w:rPr>
+        <w:t xml:space="preserve"> </w:t>
+      </w:r>
+      <w:r>
+        <w:rPr>
+          <w:rFonts w:ascii="Arial" w:hAnsi="Arial"/>
+          <w:color w:val="282828"/>
+          <w:sz w:val="21"/>
+        </w:rPr>
+        <w:t>now</w:t>
+      </w:r>
+      <w:r>
+        <w:rPr>
+          <w:rFonts w:ascii="Arial" w:hAnsi="Arial"/>
+          <w:color w:val="282828"/>
+          <w:sz w:val="21"/>
+          <w:lang w:val="el-GR"/>
+        </w:rPr>
+        <w:t xml:space="preserve"> για ολοκλήρωση.</w:t>
       </w:r>
     </w:p>
     <w:p>
@@ -460,26 +1056,85 @@
       <w:pPr>
         <w:pStyle w:val="ListBullet"/>
         <w:spacing w:before="40" w:after="60"/>
+        <w:rPr>
+          <w:lang w:val="el-GR"/>
+        </w:rPr>
       </w:pPr>
       <w:r>
         <w:rPr>
           <w:rFonts w:ascii="Arial" w:hAnsi="Arial"/>
           <w:color w:val="282828"/>
           <w:sz w:val="21"/>
+          <w:lang w:val="el-GR"/>
         </w:rPr>
-        <w:t>Κάντε κλικ στην επιλογή για Αποστολή νέου email (New message).</w:t>
+        <w:t xml:space="preserve">Κάντε κλικ στην επιλογή για Αποστολή νέου </w:t>
+      </w:r>
+      <w:r>
+        <w:rPr>
+          <w:rFonts w:ascii="Arial" w:hAnsi="Arial"/>
+          <w:color w:val="282828"/>
+          <w:sz w:val="21"/>
+        </w:rPr>
+        <w:t>email</w:t>
+      </w:r>
+      <w:r>
+        <w:rPr>
+          <w:rFonts w:ascii="Arial" w:hAnsi="Arial"/>
+          <w:color w:val="282828"/>
+          <w:sz w:val="21"/>
+          <w:lang w:val="el-GR"/>
+        </w:rPr>
+        <w:t xml:space="preserve"> (</w:t>
+      </w:r>
+      <w:r>
+        <w:rPr>
+          <w:rFonts w:ascii="Arial" w:hAnsi="Arial"/>
+          <w:color w:val="282828"/>
+          <w:sz w:val="21"/>
+        </w:rPr>
+        <w:t>New</w:t>
+      </w:r>
+      <w:r>
+        <w:rPr>
+          <w:rFonts w:ascii="Arial" w:hAnsi="Arial"/>
+          <w:color w:val="282828"/>
+          <w:sz w:val="21"/>
+          <w:lang w:val="el-GR"/>
+        </w:rPr>
+        <w:t xml:space="preserve"> </w:t>
+      </w:r>
+      <w:r>
+        <w:rPr>
+          <w:rFonts w:ascii="Arial" w:hAnsi="Arial"/>
+          <w:color w:val="282828"/>
+          <w:sz w:val="21"/>
+        </w:rPr>
+        <w:t>message</w:t>
+      </w:r>
+      <w:r>
+        <w:rPr>
+          <w:rFonts w:ascii="Arial" w:hAnsi="Arial"/>
+          <w:color w:val="282828"/>
+          <w:sz w:val="21"/>
+          <w:lang w:val="el-GR"/>
+        </w:rPr>
+        <w:t>).</w:t>
       </w:r>
     </w:p>
     <w:p>
       <w:pPr>
         <w:pStyle w:val="ListBullet"/>
         <w:spacing w:before="40" w:after="60"/>
+        <w:rPr>
+          <w:lang w:val="el-GR"/>
+        </w:rPr>
       </w:pPr>
       <w:r>
         <w:rPr>
           <w:rFonts w:ascii="Arial" w:hAnsi="Arial"/>
           <w:color w:val="282828"/>
           <w:sz w:val="21"/>
+          <w:lang w:val="el-GR"/>
         </w:rPr>
         <w:t>Συμπληρώστε τα πεδία ακριβώς όπως φαίνονται παρακάτω:</w:t>
       </w:r>
@@ -494,8 +1149,35 @@
           <w:rFonts w:ascii="Arial" w:hAnsi="Arial"/>
           <w:color w:val="282828"/>
           <w:sz w:val="21"/>
+          <w:lang w:val="el-GR"/>
         </w:rPr>
-        <w:t xml:space="preserve">  • To (Προς): Aristos.Aresti@gmail.com</w:t>
+        <w:t xml:space="preserve">  </w:t>
+      </w:r>
+      <w:r>
+        <w:rPr>
+          <w:rFonts w:ascii="Arial" w:hAnsi="Arial"/>
+          <w:color w:val="282828"/>
+          <w:sz w:val="21"/>
+        </w:rPr>
+        <w:t>• To (</w:t>
+      </w:r>
+      <w:proofErr w:type="spellStart"/>
+      <w:r>
+        <w:rPr>
+          <w:rFonts w:ascii="Arial" w:hAnsi="Arial"/>
+          <w:color w:val="282828"/>
+          <w:sz w:val="21"/>
+        </w:rPr>
+        <w:t>Προς</w:t>
+      </w:r>
+      <w:proofErr w:type="spellEnd"/>
+      <w:r>
+        <w:rPr>
+          <w:rFonts w:ascii="Arial" w:hAnsi="Arial"/>
+          <w:color w:val="282828"/>
+          <w:sz w:val="21"/>
+        </w:rPr>
+        <w:t>): Aristos.Aresti@gmail.com</w:t>
       </w:r>
     </w:p>
     <w:p>
@@ -509,7 +1191,25 @@
           <w:color w:val="282828"/>
           <w:sz w:val="21"/>
         </w:rPr>
-        <w:t xml:space="preserve">  • Subject (Θέμα): hello from Giorgos Andreou B2</w:t>
+        <w:t xml:space="preserve">  • Subject (</w:t>
+      </w:r>
+      <w:proofErr w:type="spellStart"/>
+      <w:r>
+        <w:rPr>
+          <w:rFonts w:ascii="Arial" w:hAnsi="Arial"/>
+          <w:color w:val="282828"/>
+          <w:sz w:val="21"/>
+        </w:rPr>
+        <w:t>Θέμ</w:t>
+      </w:r>
+      <w:proofErr w:type="spellEnd"/>
+      <w:r>
+        <w:rPr>
+          <w:rFonts w:ascii="Arial" w:hAnsi="Arial"/>
+          <w:color w:val="282828"/>
+          <w:sz w:val="21"/>
+        </w:rPr>
+        <w:t>α): Giorgos Andreou B2</w:t>
       </w:r>
     </w:p>
     <w:p>
@@ -541,6 +1241,72 @@
       </w:r>
     </w:p>
     <w:p/>
+    <w:p>
+      <w:pPr>
+        <w:rPr>
+          <w:b/>
+          <w:bCs/>
+          <w:sz w:val="32"/>
+          <w:szCs w:val="32"/>
+          <w:u w:val="single"/>
+          <w:lang w:val="el-GR"/>
+        </w:rPr>
+      </w:pPr>
+      <w:r>
+        <w:rPr>
+          <w:b/>
+          <w:bCs/>
+          <w:sz w:val="32"/>
+          <w:szCs w:val="32"/>
+          <w:u w:val="single"/>
+          <w:lang w:val="el-GR"/>
+        </w:rPr>
+        <w:t xml:space="preserve">ΑΠΟΘΗΚΕΥΣΕΤΕ ΤΟ </w:t>
+      </w:r>
+      <w:r>
+        <w:rPr>
+          <w:b/>
+          <w:bCs/>
+          <w:sz w:val="32"/>
+          <w:szCs w:val="32"/>
+          <w:u w:val="single"/>
+        </w:rPr>
+        <w:t>EMAIL</w:t>
+      </w:r>
+      <w:r>
+        <w:rPr>
+          <w:b/>
+          <w:bCs/>
+          <w:sz w:val="32"/>
+          <w:szCs w:val="32"/>
+          <w:u w:val="single"/>
+          <w:lang w:val="el-GR"/>
+        </w:rPr>
+        <w:t xml:space="preserve"> </w:t>
+      </w:r>
+      <w:r>
+        <w:rPr>
+          <w:b/>
+          <w:bCs/>
+          <w:sz w:val="32"/>
+          <w:szCs w:val="32"/>
+          <w:u w:val="single"/>
+          <w:lang w:val="el-GR"/>
+        </w:rPr>
+        <w:t xml:space="preserve">ΚΑΙ ΤΟΝ ΚΩΔΙΚΟ </w:t>
+      </w:r>
+      <w:r>
+        <w:rPr>
+          <w:b/>
+          <w:bCs/>
+          <w:sz w:val="32"/>
+          <w:szCs w:val="32"/>
+          <w:u w:val="single"/>
+          <w:lang w:val="el-GR"/>
+        </w:rPr>
+        <w:t>ΣΑΣ. ΘΑ ΤΑ ΧΡΗΣΙΜΟΠΟΙΗΣΟΥΜΕ ΞΑΝΑ.</w:t>
+      </w:r>
+    </w:p>
     <w:sectPr>
       <w:pgSz w:w="12240" w:h="15840"/>
       <w:pgMar w:top="1152" w:right="1152" w:bottom="1152" w:left="1152" w:header="720" w:footer="720" w:gutter="0"/>

--- a/schools-presentations/A Gymnasiou/A5.2 Μ1 - Proton mail - Νοήτικό στήριγμα.docx
+++ b/schools-presentations/A Gymnasiou/A5.2 Μ1 - Proton mail - Νοήτικό στήριγμα.docx
@@ -1136,7 +1136,7 @@
           <w:sz w:val="21"/>
           <w:lang w:val="el-GR"/>
         </w:rPr>
-        <w:t>Συμπληρώστε τα πεδία ακριβώς όπως φαίνονται παρακάτω:</w:t>
+        <w:t>Συμπληρώστε τα πεδία όπως φαίνονται παρακάτω:</w:t>
       </w:r>
     </w:p>
     <w:p>
@@ -1184,32 +1184,106 @@
       <w:pPr>
         <w:pStyle w:val="ListBullet"/>
         <w:spacing w:before="40" w:after="60"/>
+        <w:rPr>
+          <w:lang w:val="el-GR"/>
+        </w:rPr>
       </w:pPr>
       <w:r>
         <w:rPr>
           <w:rFonts w:ascii="Arial" w:hAnsi="Arial"/>
           <w:color w:val="282828"/>
           <w:sz w:val="21"/>
+          <w:lang w:val="el-GR"/>
         </w:rPr>
-        <w:t xml:space="preserve">  • Subject (</w:t>
+        <w:t xml:space="preserve">  • </w:t>
       </w:r>
-      <w:proofErr w:type="spellStart"/>
       <w:r>
         <w:rPr>
           <w:rFonts w:ascii="Arial" w:hAnsi="Arial"/>
           <w:color w:val="282828"/>
           <w:sz w:val="21"/>
         </w:rPr>
-        <w:t>Θέμ</w:t>
+        <w:t>Subject</w:t>
       </w:r>
-      <w:proofErr w:type="spellEnd"/>
+      <w:r>
+        <w:rPr>
+          <w:rFonts w:ascii="Arial" w:hAnsi="Arial"/>
+          <w:color w:val="282828"/>
+          <w:sz w:val="21"/>
+          <w:lang w:val="el-GR"/>
+        </w:rPr>
+        <w:t xml:space="preserve"> (Θέμα): </w:t>
+      </w:r>
       <w:r>
         <w:rPr>
           <w:rFonts w:ascii="Arial" w:hAnsi="Arial"/>
           <w:color w:val="282828"/>
           <w:sz w:val="21"/>
         </w:rPr>
-        <w:t>α): Giorgos Andreou B2</w:t>
+        <w:t>Giorgos</w:t>
+      </w:r>
+      <w:r>
+        <w:rPr>
+          <w:rFonts w:ascii="Arial" w:hAnsi="Arial"/>
+          <w:color w:val="282828"/>
+          <w:sz w:val="21"/>
+          <w:lang w:val="el-GR"/>
+        </w:rPr>
+        <w:t xml:space="preserve"> </w:t>
+      </w:r>
+      <w:r>
+        <w:rPr>
+          <w:rFonts w:ascii="Arial" w:hAnsi="Arial"/>
+          <w:color w:val="282828"/>
+          <w:sz w:val="21"/>
+        </w:rPr>
+        <w:t>Andreou</w:t>
+      </w:r>
+      <w:r>
+        <w:rPr>
+          <w:rFonts w:ascii="Arial" w:hAnsi="Arial"/>
+          <w:color w:val="282828"/>
+          <w:sz w:val="21"/>
+          <w:lang w:val="el-GR"/>
+        </w:rPr>
+        <w:t xml:space="preserve"> </w:t>
+      </w:r>
+      <w:r>
+        <w:rPr>
+          <w:rFonts w:ascii="Arial" w:hAnsi="Arial"/>
+          <w:color w:val="282828"/>
+          <w:sz w:val="21"/>
+        </w:rPr>
+        <w:t>B</w:t>
+      </w:r>
+      <w:r>
+        <w:rPr>
+          <w:rFonts w:ascii="Arial" w:hAnsi="Arial"/>
+          <w:color w:val="282828"/>
+          <w:sz w:val="21"/>
+          <w:lang w:val="el-GR"/>
+        </w:rPr>
+        <w:t>2</w:t>
+      </w:r>
+      <w:r>
+        <w:rPr>
+          <w:rFonts w:ascii="Arial" w:hAnsi="Arial"/>
+          <w:color w:val="282828"/>
+          <w:sz w:val="21"/>
+          <w:lang w:val="el-GR"/>
+        </w:rPr>
+        <w:t>(</w:t>
+      </w:r>
+      <w:r>
+        <w:rPr>
+          <w:rFonts w:ascii="Arial" w:hAnsi="Arial"/>
+          <w:b/>
+          <w:bCs/>
+          <w:color w:val="282828"/>
+          <w:sz w:val="21"/>
+          <w:lang w:val="el-GR"/>
+        </w:rPr>
+        <w:t>ΒΑΛΕΤΕ ΤΟ ΔΙΚΟ ΣΑΣ ΟΝΟΜΑ/ΤΑΞΗ!!!)</w:t>
       </w:r>
     </w:p>
     <w:p>
@@ -1222,8 +1296,17 @@
           <w:rFonts w:ascii="Arial" w:hAnsi="Arial"/>
           <w:color w:val="282828"/>
           <w:sz w:val="21"/>
+          <w:lang w:val="el-GR"/>
         </w:rPr>
-        <w:t xml:space="preserve">  • Message (Μήνυμα): Hello, how are you?</w:t>
+        <w:t xml:space="preserve">  </w:t>
+      </w:r>
+      <w:r>
+        <w:rPr>
+          <w:rFonts w:ascii="Arial" w:hAnsi="Arial"/>
+          <w:color w:val="282828"/>
+          <w:sz w:val="21"/>
+        </w:rPr>
+        <w:t>• Message (Μήνυμα): Hello, how are you?</w:t>
       </w:r>
     </w:p>
     <w:p>
